--- a/feedback/Hamzah-Marie-Project-1-Feedback.docx
+++ b/feedback/Hamzah-Marie-Project-1-Feedback.docx
@@ -74,7 +74,7 @@
         </w:rPr>
         <w:t xml:space="preserve">Repo: </w:t>
       </w:r>
-      <w:hyperlink w:history="1" r:id="rIdf97zcwdx3f5nvl8vzy6cp">
+      <w:hyperlink w:history="1" r:id="rIdzmf3jni_e3lfsqq8wl-ls">
         <w:r>
           <w:rPr>
             <w:rStyle w:val="Hyperlink"/>
@@ -92,7 +92,7 @@
         </w:rPr>
         <w:t xml:space="preserve">Live: </w:t>
       </w:r>
-      <w:hyperlink w:history="1" r:id="rIdkdfqsanls9ry2uptd25je">
+      <w:hyperlink w:history="1" r:id="rIdenlg3ucqh6gmtclan7nfv">
         <w:r>
           <w:rPr>
             <w:rStyle w:val="Hyperlink"/>
